--- a/session_10.docx
+++ b/session_10.docx
@@ -74,13 +74,19 @@
       </w:pPr>
       <w:r>
         <w:rPr>
+          <w:b/>
+          <w:bCs/>
           <w:noProof/>
+          <w:color w:val="5B9BD5" w:themeColor="accent5"/>
+          <w:sz w:val="28"/>
+          <w:szCs w:val="28"/>
+          <w:u w:val="single"/>
         </w:rPr>
         <w:drawing>
-          <wp:inline distT="0" distB="0" distL="0" distR="0" wp14:anchorId="3E8C2385" wp14:editId="5D025A26">
-            <wp:extent cx="5731510" cy="1493520"/>
-            <wp:effectExtent l="0" t="0" r="2540" b="0"/>
-            <wp:docPr id="1729973638" name="Picture 1"/>
+          <wp:inline distT="0" distB="0" distL="0" distR="0" wp14:anchorId="1B9E7672" wp14:editId="3A04E65F">
+            <wp:extent cx="5731510" cy="1534160"/>
+            <wp:effectExtent l="0" t="0" r="2540" b="8890"/>
+            <wp:docPr id="720958501" name="Picture 1"/>
             <wp:cNvGraphicFramePr>
               <a:graphicFrameLocks xmlns:a="http://schemas.openxmlformats.org/drawingml/2006/main" noChangeAspect="1"/>
             </wp:cNvGraphicFramePr>
@@ -88,7 +94,7 @@
               <a:graphicData uri="http://schemas.openxmlformats.org/drawingml/2006/picture">
                 <pic:pic xmlns:pic="http://schemas.openxmlformats.org/drawingml/2006/picture">
                   <pic:nvPicPr>
-                    <pic:cNvPr id="1729973638" name=""/>
+                    <pic:cNvPr id="720958501" name=""/>
                     <pic:cNvPicPr/>
                   </pic:nvPicPr>
                   <pic:blipFill>
@@ -100,7 +106,7 @@
                   <pic:spPr>
                     <a:xfrm>
                       <a:off x="0" y="0"/>
-                      <a:ext cx="5731510" cy="1493520"/>
+                      <a:ext cx="5731510" cy="1534160"/>
                     </a:xfrm>
                     <a:prstGeom prst="rect">
                       <a:avLst/>
@@ -124,6 +130,1734 @@
           <w:u w:val="single"/>
         </w:rPr>
       </w:pPr>
+    </w:p>
+    <w:p>
+      <w:pPr>
+        <w:rPr>
+          <w:b/>
+          <w:bCs/>
+          <w:color w:val="5B9BD5" w:themeColor="accent5"/>
+          <w:sz w:val="28"/>
+          <w:szCs w:val="28"/>
+          <w:u w:val="single"/>
+        </w:rPr>
+      </w:pPr>
+      <w:r>
+        <w:rPr>
+          <w:b/>
+          <w:bCs/>
+          <w:noProof/>
+          <w:color w:val="5B9BD5" w:themeColor="accent5"/>
+          <w:sz w:val="28"/>
+          <w:szCs w:val="28"/>
+          <w:u w:val="single"/>
+        </w:rPr>
+        <w:drawing>
+          <wp:inline distT="0" distB="0" distL="0" distR="0" wp14:anchorId="558C5184" wp14:editId="0E3C6F4D">
+            <wp:extent cx="5731510" cy="1517650"/>
+            <wp:effectExtent l="0" t="0" r="2540" b="6350"/>
+            <wp:docPr id="769588319" name="Picture 1"/>
+            <wp:cNvGraphicFramePr>
+              <a:graphicFrameLocks xmlns:a="http://schemas.openxmlformats.org/drawingml/2006/main" noChangeAspect="1"/>
+            </wp:cNvGraphicFramePr>
+            <a:graphic xmlns:a="http://schemas.openxmlformats.org/drawingml/2006/main">
+              <a:graphicData uri="http://schemas.openxmlformats.org/drawingml/2006/picture">
+                <pic:pic xmlns:pic="http://schemas.openxmlformats.org/drawingml/2006/picture">
+                  <pic:nvPicPr>
+                    <pic:cNvPr id="769588319" name=""/>
+                    <pic:cNvPicPr/>
+                  </pic:nvPicPr>
+                  <pic:blipFill>
+                    <a:blip r:embed="rId5"/>
+                    <a:stretch>
+                      <a:fillRect/>
+                    </a:stretch>
+                  </pic:blipFill>
+                  <pic:spPr>
+                    <a:xfrm>
+                      <a:off x="0" y="0"/>
+                      <a:ext cx="5731510" cy="1517650"/>
+                    </a:xfrm>
+                    <a:prstGeom prst="rect">
+                      <a:avLst/>
+                    </a:prstGeom>
+                  </pic:spPr>
+                </pic:pic>
+              </a:graphicData>
+            </a:graphic>
+          </wp:inline>
+        </w:drawing>
+      </w:r>
+    </w:p>
+    <w:p>
+      <w:pPr>
+        <w:rPr>
+          <w:b/>
+          <w:bCs/>
+          <w:color w:val="5B9BD5" w:themeColor="accent5"/>
+          <w:sz w:val="28"/>
+          <w:szCs w:val="28"/>
+          <w:u w:val="single"/>
+        </w:rPr>
+      </w:pPr>
+    </w:p>
+    <w:p>
+      <w:pPr>
+        <w:rPr>
+          <w:b/>
+          <w:bCs/>
+          <w:color w:val="5B9BD5" w:themeColor="accent5"/>
+          <w:sz w:val="28"/>
+          <w:szCs w:val="28"/>
+          <w:u w:val="single"/>
+        </w:rPr>
+      </w:pPr>
+      <w:r>
+        <w:rPr>
+          <w:b/>
+          <w:bCs/>
+          <w:noProof/>
+          <w:color w:val="5B9BD5" w:themeColor="accent5"/>
+          <w:sz w:val="28"/>
+          <w:szCs w:val="28"/>
+          <w:u w:val="single"/>
+        </w:rPr>
+        <w:drawing>
+          <wp:inline distT="0" distB="0" distL="0" distR="0" wp14:anchorId="38727961" wp14:editId="721AF93F">
+            <wp:extent cx="5731510" cy="2736215"/>
+            <wp:effectExtent l="0" t="0" r="2540" b="6985"/>
+            <wp:docPr id="1905798092" name="Picture 1"/>
+            <wp:cNvGraphicFramePr>
+              <a:graphicFrameLocks xmlns:a="http://schemas.openxmlformats.org/drawingml/2006/main" noChangeAspect="1"/>
+            </wp:cNvGraphicFramePr>
+            <a:graphic xmlns:a="http://schemas.openxmlformats.org/drawingml/2006/main">
+              <a:graphicData uri="http://schemas.openxmlformats.org/drawingml/2006/picture">
+                <pic:pic xmlns:pic="http://schemas.openxmlformats.org/drawingml/2006/picture">
+                  <pic:nvPicPr>
+                    <pic:cNvPr id="1905798092" name=""/>
+                    <pic:cNvPicPr/>
+                  </pic:nvPicPr>
+                  <pic:blipFill>
+                    <a:blip r:embed="rId6"/>
+                    <a:stretch>
+                      <a:fillRect/>
+                    </a:stretch>
+                  </pic:blipFill>
+                  <pic:spPr>
+                    <a:xfrm>
+                      <a:off x="0" y="0"/>
+                      <a:ext cx="5731510" cy="2736215"/>
+                    </a:xfrm>
+                    <a:prstGeom prst="rect">
+                      <a:avLst/>
+                    </a:prstGeom>
+                  </pic:spPr>
+                </pic:pic>
+              </a:graphicData>
+            </a:graphic>
+          </wp:inline>
+        </w:drawing>
+      </w:r>
+    </w:p>
+    <w:p>
+      <w:pPr>
+        <w:rPr>
+          <w:b/>
+          <w:bCs/>
+          <w:color w:val="5B9BD5" w:themeColor="accent5"/>
+          <w:sz w:val="28"/>
+          <w:szCs w:val="28"/>
+          <w:u w:val="single"/>
+        </w:rPr>
+      </w:pPr>
+    </w:p>
+    <w:p>
+      <w:pPr>
+        <w:rPr>
+          <w:b/>
+          <w:bCs/>
+          <w:color w:val="5B9BD5" w:themeColor="accent5"/>
+          <w:sz w:val="28"/>
+          <w:szCs w:val="28"/>
+          <w:u w:val="single"/>
+        </w:rPr>
+      </w:pPr>
+    </w:p>
+    <w:p>
+      <w:pPr>
+        <w:rPr>
+          <w:b/>
+          <w:bCs/>
+          <w:color w:val="5B9BD5" w:themeColor="accent5"/>
+          <w:sz w:val="28"/>
+          <w:szCs w:val="28"/>
+          <w:u w:val="single"/>
+        </w:rPr>
+      </w:pPr>
+    </w:p>
+    <w:p>
+      <w:pPr>
+        <w:rPr>
+          <w:b/>
+          <w:bCs/>
+          <w:color w:val="5B9BD5" w:themeColor="accent5"/>
+          <w:sz w:val="28"/>
+          <w:szCs w:val="28"/>
+          <w:u w:val="single"/>
+        </w:rPr>
+      </w:pPr>
+      <w:r>
+        <w:rPr>
+          <w:b/>
+          <w:bCs/>
+          <w:color w:val="5B9BD5" w:themeColor="accent5"/>
+          <w:sz w:val="28"/>
+          <w:szCs w:val="28"/>
+          <w:u w:val="single"/>
+        </w:rPr>
+        <w:t>2.</w:t>
+      </w:r>
+      <w:r>
+        <w:rPr>
+          <w:b/>
+          <w:bCs/>
+          <w:color w:val="5B9BD5" w:themeColor="accent5"/>
+          <w:sz w:val="28"/>
+          <w:szCs w:val="28"/>
+          <w:u w:val="single"/>
+        </w:rPr>
+        <w:t xml:space="preserve">Using a SELF JOIN, write a query on a table called Playlists (id, </w:t>
+      </w:r>
+      <w:proofErr w:type="spellStart"/>
+      <w:r>
+        <w:rPr>
+          <w:b/>
+          <w:bCs/>
+          <w:color w:val="5B9BD5" w:themeColor="accent5"/>
+          <w:sz w:val="28"/>
+          <w:szCs w:val="28"/>
+          <w:u w:val="single"/>
+        </w:rPr>
+        <w:t>user_id</w:t>
+      </w:r>
+      <w:proofErr w:type="spellEnd"/>
+      <w:r>
+        <w:rPr>
+          <w:b/>
+          <w:bCs/>
+          <w:color w:val="5B9BD5" w:themeColor="accent5"/>
+          <w:sz w:val="28"/>
+          <w:szCs w:val="28"/>
+          <w:u w:val="single"/>
+        </w:rPr>
+        <w:t xml:space="preserve">, </w:t>
+      </w:r>
+      <w:proofErr w:type="spellStart"/>
+      <w:r>
+        <w:rPr>
+          <w:b/>
+          <w:bCs/>
+          <w:color w:val="5B9BD5" w:themeColor="accent5"/>
+          <w:sz w:val="28"/>
+          <w:szCs w:val="28"/>
+          <w:u w:val="single"/>
+        </w:rPr>
+        <w:t>playlist_name</w:t>
+      </w:r>
+      <w:proofErr w:type="spellEnd"/>
+      <w:r>
+        <w:rPr>
+          <w:b/>
+          <w:bCs/>
+          <w:color w:val="5B9BD5" w:themeColor="accent5"/>
+          <w:sz w:val="28"/>
+          <w:szCs w:val="28"/>
+          <w:u w:val="single"/>
+        </w:rPr>
+        <w:t xml:space="preserve">, </w:t>
+      </w:r>
+      <w:proofErr w:type="spellStart"/>
+      <w:r>
+        <w:rPr>
+          <w:b/>
+          <w:bCs/>
+          <w:color w:val="5B9BD5" w:themeColor="accent5"/>
+          <w:sz w:val="28"/>
+          <w:szCs w:val="28"/>
+          <w:u w:val="single"/>
+        </w:rPr>
+        <w:t>parent_playlist_id</w:t>
+      </w:r>
+      <w:proofErr w:type="spellEnd"/>
+      <w:r>
+        <w:rPr>
+          <w:b/>
+          <w:bCs/>
+          <w:color w:val="5B9BD5" w:themeColor="accent5"/>
+          <w:sz w:val="28"/>
+          <w:szCs w:val="28"/>
+          <w:u w:val="single"/>
+        </w:rPr>
+        <w:t xml:space="preserve">) to display each playlist alongside its parent playlist name, similar to how Spotify shows nested </w:t>
+      </w:r>
+      <w:proofErr w:type="gramStart"/>
+      <w:r>
+        <w:rPr>
+          <w:b/>
+          <w:bCs/>
+          <w:color w:val="5B9BD5" w:themeColor="accent5"/>
+          <w:sz w:val="28"/>
+          <w:szCs w:val="28"/>
+          <w:u w:val="single"/>
+        </w:rPr>
+        <w:t>playlists.&lt;</w:t>
+      </w:r>
+      <w:proofErr w:type="spellStart"/>
+      <w:proofErr w:type="gramEnd"/>
+      <w:r>
+        <w:rPr>
+          <w:b/>
+          <w:bCs/>
+          <w:color w:val="5B9BD5" w:themeColor="accent5"/>
+          <w:sz w:val="28"/>
+          <w:szCs w:val="28"/>
+          <w:u w:val="single"/>
+        </w:rPr>
+        <w:t>br</w:t>
+      </w:r>
+      <w:proofErr w:type="spellEnd"/>
+      <w:r>
+        <w:rPr>
+          <w:b/>
+          <w:bCs/>
+          <w:color w:val="5B9BD5" w:themeColor="accent5"/>
+          <w:sz w:val="28"/>
+          <w:szCs w:val="28"/>
+          <w:u w:val="single"/>
+        </w:rPr>
+        <w:t>&gt;&lt;</w:t>
+      </w:r>
+      <w:proofErr w:type="spellStart"/>
+      <w:r>
+        <w:rPr>
+          <w:b/>
+          <w:bCs/>
+          <w:color w:val="5B9BD5" w:themeColor="accent5"/>
+          <w:sz w:val="28"/>
+          <w:szCs w:val="28"/>
+          <w:u w:val="single"/>
+        </w:rPr>
+        <w:t>br</w:t>
+      </w:r>
+      <w:proofErr w:type="spellEnd"/>
+      <w:r>
+        <w:rPr>
+          <w:b/>
+          <w:bCs/>
+          <w:color w:val="5B9BD5" w:themeColor="accent5"/>
+          <w:sz w:val="28"/>
+          <w:szCs w:val="28"/>
+          <w:u w:val="single"/>
+        </w:rPr>
+        <w:t>&gt;&lt;</w:t>
+      </w:r>
+      <w:proofErr w:type="spellStart"/>
+      <w:r>
+        <w:rPr>
+          <w:b/>
+          <w:bCs/>
+          <w:color w:val="5B9BD5" w:themeColor="accent5"/>
+          <w:sz w:val="28"/>
+          <w:szCs w:val="28"/>
+          <w:u w:val="single"/>
+        </w:rPr>
+        <w:t>em</w:t>
+      </w:r>
+      <w:proofErr w:type="spellEnd"/>
+      <w:r>
+        <w:rPr>
+          <w:b/>
+          <w:bCs/>
+          <w:color w:val="5B9BD5" w:themeColor="accent5"/>
+          <w:sz w:val="28"/>
+          <w:szCs w:val="28"/>
+          <w:u w:val="single"/>
+        </w:rPr>
+        <w:t xml:space="preserve">&gt;&lt;strong&gt;Hint:&lt;/strong&gt; Join Playlists with itself on </w:t>
+      </w:r>
+      <w:proofErr w:type="spellStart"/>
+      <w:r>
+        <w:rPr>
+          <w:b/>
+          <w:bCs/>
+          <w:color w:val="5B9BD5" w:themeColor="accent5"/>
+          <w:sz w:val="28"/>
+          <w:szCs w:val="28"/>
+          <w:u w:val="single"/>
+        </w:rPr>
+        <w:t>parent_playlist_id</w:t>
+      </w:r>
+      <w:proofErr w:type="spellEnd"/>
+      <w:r>
+        <w:rPr>
+          <w:b/>
+          <w:bCs/>
+          <w:color w:val="5B9BD5" w:themeColor="accent5"/>
+          <w:sz w:val="28"/>
+          <w:szCs w:val="28"/>
+          <w:u w:val="single"/>
+        </w:rPr>
+        <w:t xml:space="preserve"> = </w:t>
+      </w:r>
+      <w:proofErr w:type="gramStart"/>
+      <w:r>
+        <w:rPr>
+          <w:b/>
+          <w:bCs/>
+          <w:color w:val="5B9BD5" w:themeColor="accent5"/>
+          <w:sz w:val="28"/>
+          <w:szCs w:val="28"/>
+          <w:u w:val="single"/>
+        </w:rPr>
+        <w:t>id.&lt;</w:t>
+      </w:r>
+      <w:proofErr w:type="gramEnd"/>
+      <w:r>
+        <w:rPr>
+          <w:b/>
+          <w:bCs/>
+          <w:color w:val="5B9BD5" w:themeColor="accent5"/>
+          <w:sz w:val="28"/>
+          <w:szCs w:val="28"/>
+          <w:u w:val="single"/>
+        </w:rPr>
+        <w:t>/</w:t>
+      </w:r>
+      <w:proofErr w:type="spellStart"/>
+      <w:r>
+        <w:rPr>
+          <w:b/>
+          <w:bCs/>
+          <w:color w:val="5B9BD5" w:themeColor="accent5"/>
+          <w:sz w:val="28"/>
+          <w:szCs w:val="28"/>
+          <w:u w:val="single"/>
+        </w:rPr>
+        <w:t>em</w:t>
+      </w:r>
+      <w:proofErr w:type="spellEnd"/>
+      <w:r>
+        <w:rPr>
+          <w:b/>
+          <w:bCs/>
+          <w:color w:val="5B9BD5" w:themeColor="accent5"/>
+          <w:sz w:val="28"/>
+          <w:szCs w:val="28"/>
+          <w:u w:val="single"/>
+        </w:rPr>
+        <w:t>&gt;</w:t>
+      </w:r>
+    </w:p>
+    <w:p>
+      <w:pPr>
+        <w:rPr>
+          <w:b/>
+          <w:bCs/>
+          <w:color w:val="5B9BD5" w:themeColor="accent5"/>
+          <w:sz w:val="28"/>
+          <w:szCs w:val="28"/>
+          <w:u w:val="single"/>
+        </w:rPr>
+      </w:pPr>
+    </w:p>
+    <w:p>
+      <w:pPr>
+        <w:rPr>
+          <w:b/>
+          <w:bCs/>
+          <w:color w:val="5B9BD5" w:themeColor="accent5"/>
+          <w:sz w:val="28"/>
+          <w:szCs w:val="28"/>
+          <w:u w:val="single"/>
+        </w:rPr>
+      </w:pPr>
+      <w:r>
+        <w:rPr>
+          <w:noProof/>
+        </w:rPr>
+        <w:drawing>
+          <wp:inline distT="0" distB="0" distL="0" distR="0" wp14:anchorId="311A2820" wp14:editId="748D15E4">
+            <wp:extent cx="6446048" cy="807720"/>
+            <wp:effectExtent l="0" t="0" r="0" b="0"/>
+            <wp:docPr id="2146834837" name="Picture 1"/>
+            <wp:cNvGraphicFramePr>
+              <a:graphicFrameLocks xmlns:a="http://schemas.openxmlformats.org/drawingml/2006/main" noChangeAspect="1"/>
+            </wp:cNvGraphicFramePr>
+            <a:graphic xmlns:a="http://schemas.openxmlformats.org/drawingml/2006/main">
+              <a:graphicData uri="http://schemas.openxmlformats.org/drawingml/2006/picture">
+                <pic:pic xmlns:pic="http://schemas.openxmlformats.org/drawingml/2006/picture">
+                  <pic:nvPicPr>
+                    <pic:cNvPr id="2146834837" name=""/>
+                    <pic:cNvPicPr/>
+                  </pic:nvPicPr>
+                  <pic:blipFill>
+                    <a:blip r:embed="rId7"/>
+                    <a:stretch>
+                      <a:fillRect/>
+                    </a:stretch>
+                  </pic:blipFill>
+                  <pic:spPr>
+                    <a:xfrm>
+                      <a:off x="0" y="0"/>
+                      <a:ext cx="6452978" cy="808588"/>
+                    </a:xfrm>
+                    <a:prstGeom prst="rect">
+                      <a:avLst/>
+                    </a:prstGeom>
+                  </pic:spPr>
+                </pic:pic>
+              </a:graphicData>
+            </a:graphic>
+          </wp:inline>
+        </w:drawing>
+      </w:r>
+    </w:p>
+    <w:p>
+      <w:pPr>
+        <w:rPr>
+          <w:b/>
+          <w:bCs/>
+          <w:color w:val="5B9BD5" w:themeColor="accent5"/>
+          <w:sz w:val="28"/>
+          <w:szCs w:val="28"/>
+          <w:u w:val="single"/>
+        </w:rPr>
+      </w:pPr>
+    </w:p>
+    <w:p>
+      <w:pPr>
+        <w:rPr>
+          <w:b/>
+          <w:bCs/>
+          <w:color w:val="5B9BD5" w:themeColor="accent5"/>
+          <w:sz w:val="28"/>
+          <w:szCs w:val="28"/>
+          <w:u w:val="single"/>
+        </w:rPr>
+      </w:pPr>
+      <w:r>
+        <w:rPr>
+          <w:b/>
+          <w:bCs/>
+          <w:noProof/>
+          <w:color w:val="5B9BD5" w:themeColor="accent5"/>
+          <w:sz w:val="28"/>
+          <w:szCs w:val="28"/>
+          <w:u w:val="single"/>
+        </w:rPr>
+        <w:drawing>
+          <wp:inline distT="0" distB="0" distL="0" distR="0" wp14:anchorId="4C801826" wp14:editId="10541C42">
+            <wp:extent cx="6367282" cy="845820"/>
+            <wp:effectExtent l="0" t="0" r="0" b="0"/>
+            <wp:docPr id="418104103" name="Picture 1"/>
+            <wp:cNvGraphicFramePr>
+              <a:graphicFrameLocks xmlns:a="http://schemas.openxmlformats.org/drawingml/2006/main" noChangeAspect="1"/>
+            </wp:cNvGraphicFramePr>
+            <a:graphic xmlns:a="http://schemas.openxmlformats.org/drawingml/2006/main">
+              <a:graphicData uri="http://schemas.openxmlformats.org/drawingml/2006/picture">
+                <pic:pic xmlns:pic="http://schemas.openxmlformats.org/drawingml/2006/picture">
+                  <pic:nvPicPr>
+                    <pic:cNvPr id="418104103" name=""/>
+                    <pic:cNvPicPr/>
+                  </pic:nvPicPr>
+                  <pic:blipFill>
+                    <a:blip r:embed="rId8"/>
+                    <a:stretch>
+                      <a:fillRect/>
+                    </a:stretch>
+                  </pic:blipFill>
+                  <pic:spPr>
+                    <a:xfrm>
+                      <a:off x="0" y="0"/>
+                      <a:ext cx="6377131" cy="847128"/>
+                    </a:xfrm>
+                    <a:prstGeom prst="rect">
+                      <a:avLst/>
+                    </a:prstGeom>
+                  </pic:spPr>
+                </pic:pic>
+              </a:graphicData>
+            </a:graphic>
+          </wp:inline>
+        </w:drawing>
+      </w:r>
+    </w:p>
+    <w:p>
+      <w:pPr>
+        <w:rPr>
+          <w:b/>
+          <w:bCs/>
+          <w:color w:val="5B9BD5" w:themeColor="accent5"/>
+          <w:sz w:val="28"/>
+          <w:szCs w:val="28"/>
+          <w:u w:val="single"/>
+        </w:rPr>
+      </w:pPr>
+    </w:p>
+    <w:p>
+      <w:pPr>
+        <w:rPr>
+          <w:b/>
+          <w:bCs/>
+          <w:color w:val="5B9BD5" w:themeColor="accent5"/>
+          <w:sz w:val="28"/>
+          <w:szCs w:val="28"/>
+          <w:u w:val="single"/>
+        </w:rPr>
+      </w:pPr>
+      <w:r>
+        <w:rPr>
+          <w:b/>
+          <w:bCs/>
+          <w:noProof/>
+          <w:color w:val="5B9BD5" w:themeColor="accent5"/>
+          <w:sz w:val="28"/>
+          <w:szCs w:val="28"/>
+          <w:u w:val="single"/>
+        </w:rPr>
+        <w:drawing>
+          <wp:inline distT="0" distB="0" distL="0" distR="0" wp14:anchorId="735D7551" wp14:editId="6FD4983F">
+            <wp:extent cx="5731510" cy="2169795"/>
+            <wp:effectExtent l="0" t="0" r="2540" b="1905"/>
+            <wp:docPr id="894904714" name="Picture 1"/>
+            <wp:cNvGraphicFramePr>
+              <a:graphicFrameLocks xmlns:a="http://schemas.openxmlformats.org/drawingml/2006/main" noChangeAspect="1"/>
+            </wp:cNvGraphicFramePr>
+            <a:graphic xmlns:a="http://schemas.openxmlformats.org/drawingml/2006/main">
+              <a:graphicData uri="http://schemas.openxmlformats.org/drawingml/2006/picture">
+                <pic:pic xmlns:pic="http://schemas.openxmlformats.org/drawingml/2006/picture">
+                  <pic:nvPicPr>
+                    <pic:cNvPr id="894904714" name=""/>
+                    <pic:cNvPicPr/>
+                  </pic:nvPicPr>
+                  <pic:blipFill>
+                    <a:blip r:embed="rId9"/>
+                    <a:stretch>
+                      <a:fillRect/>
+                    </a:stretch>
+                  </pic:blipFill>
+                  <pic:spPr>
+                    <a:xfrm>
+                      <a:off x="0" y="0"/>
+                      <a:ext cx="5731510" cy="2169795"/>
+                    </a:xfrm>
+                    <a:prstGeom prst="rect">
+                      <a:avLst/>
+                    </a:prstGeom>
+                  </pic:spPr>
+                </pic:pic>
+              </a:graphicData>
+            </a:graphic>
+          </wp:inline>
+        </w:drawing>
+      </w:r>
+    </w:p>
+    <w:p>
+      <w:pPr>
+        <w:rPr>
+          <w:b/>
+          <w:bCs/>
+          <w:color w:val="5B9BD5" w:themeColor="accent5"/>
+          <w:sz w:val="28"/>
+          <w:szCs w:val="28"/>
+          <w:u w:val="single"/>
+        </w:rPr>
+      </w:pPr>
+    </w:p>
+    <w:p>
+      <w:pPr>
+        <w:rPr>
+          <w:b/>
+          <w:bCs/>
+          <w:color w:val="5B9BD5" w:themeColor="accent5"/>
+          <w:sz w:val="28"/>
+          <w:szCs w:val="28"/>
+          <w:u w:val="single"/>
+        </w:rPr>
+      </w:pPr>
+    </w:p>
+    <w:p>
+      <w:pPr>
+        <w:rPr>
+          <w:b/>
+          <w:bCs/>
+          <w:color w:val="5B9BD5" w:themeColor="accent5"/>
+          <w:sz w:val="28"/>
+          <w:szCs w:val="28"/>
+          <w:u w:val="single"/>
+        </w:rPr>
+      </w:pPr>
+    </w:p>
+    <w:p>
+      <w:pPr>
+        <w:rPr>
+          <w:b/>
+          <w:bCs/>
+          <w:color w:val="5B9BD5" w:themeColor="accent5"/>
+          <w:sz w:val="28"/>
+          <w:szCs w:val="28"/>
+          <w:u w:val="single"/>
+        </w:rPr>
+      </w:pPr>
+    </w:p>
+    <w:p>
+      <w:pPr>
+        <w:rPr>
+          <w:b/>
+          <w:bCs/>
+          <w:color w:val="5B9BD5" w:themeColor="accent5"/>
+          <w:sz w:val="28"/>
+          <w:szCs w:val="28"/>
+          <w:u w:val="single"/>
+        </w:rPr>
+      </w:pPr>
+      <w:r>
+        <w:rPr>
+          <w:b/>
+          <w:bCs/>
+          <w:color w:val="5B9BD5" w:themeColor="accent5"/>
+          <w:sz w:val="28"/>
+          <w:szCs w:val="28"/>
+          <w:u w:val="single"/>
+        </w:rPr>
+        <w:lastRenderedPageBreak/>
+        <w:t>3.</w:t>
+      </w:r>
+      <w:r>
+        <w:rPr>
+          <w:b/>
+          <w:bCs/>
+          <w:color w:val="5B9BD5" w:themeColor="accent5"/>
+          <w:sz w:val="28"/>
+          <w:szCs w:val="28"/>
+          <w:u w:val="single"/>
+        </w:rPr>
+        <w:t xml:space="preserve">Given three tables: Users (id, username), Orders (id, </w:t>
+      </w:r>
+      <w:proofErr w:type="spellStart"/>
+      <w:r>
+        <w:rPr>
+          <w:b/>
+          <w:bCs/>
+          <w:color w:val="5B9BD5" w:themeColor="accent5"/>
+          <w:sz w:val="28"/>
+          <w:szCs w:val="28"/>
+          <w:u w:val="single"/>
+        </w:rPr>
+        <w:t>user_id</w:t>
+      </w:r>
+      <w:proofErr w:type="spellEnd"/>
+      <w:r>
+        <w:rPr>
+          <w:b/>
+          <w:bCs/>
+          <w:color w:val="5B9BD5" w:themeColor="accent5"/>
+          <w:sz w:val="28"/>
+          <w:szCs w:val="28"/>
+          <w:u w:val="single"/>
+        </w:rPr>
+        <w:t xml:space="preserve">, </w:t>
+      </w:r>
+      <w:proofErr w:type="spellStart"/>
+      <w:r>
+        <w:rPr>
+          <w:b/>
+          <w:bCs/>
+          <w:color w:val="5B9BD5" w:themeColor="accent5"/>
+          <w:sz w:val="28"/>
+          <w:szCs w:val="28"/>
+          <w:u w:val="single"/>
+        </w:rPr>
+        <w:t>order_date</w:t>
+      </w:r>
+      <w:proofErr w:type="spellEnd"/>
+      <w:r>
+        <w:rPr>
+          <w:b/>
+          <w:bCs/>
+          <w:color w:val="5B9BD5" w:themeColor="accent5"/>
+          <w:sz w:val="28"/>
+          <w:szCs w:val="28"/>
+          <w:u w:val="single"/>
+        </w:rPr>
+        <w:t xml:space="preserve">), and Payments (id, </w:t>
+      </w:r>
+      <w:proofErr w:type="spellStart"/>
+      <w:r>
+        <w:rPr>
+          <w:b/>
+          <w:bCs/>
+          <w:color w:val="5B9BD5" w:themeColor="accent5"/>
+          <w:sz w:val="28"/>
+          <w:szCs w:val="28"/>
+          <w:u w:val="single"/>
+        </w:rPr>
+        <w:t>order_id</w:t>
+      </w:r>
+      <w:proofErr w:type="spellEnd"/>
+      <w:r>
+        <w:rPr>
+          <w:b/>
+          <w:bCs/>
+          <w:color w:val="5B9BD5" w:themeColor="accent5"/>
+          <w:sz w:val="28"/>
+          <w:szCs w:val="28"/>
+          <w:u w:val="single"/>
+        </w:rPr>
+        <w:t>, amount), write a SQL query using multiple JOINs to display each username, their order date, and payment amount, showing all users even if they have no orders or payments.</w:t>
+      </w:r>
+    </w:p>
+    <w:p>
+      <w:pPr>
+        <w:rPr>
+          <w:b/>
+          <w:bCs/>
+          <w:color w:val="5B9BD5" w:themeColor="accent5"/>
+          <w:sz w:val="28"/>
+          <w:szCs w:val="28"/>
+          <w:u w:val="single"/>
+        </w:rPr>
+      </w:pPr>
+    </w:p>
+    <w:p>
+      <w:pPr>
+        <w:rPr>
+          <w:b/>
+          <w:bCs/>
+          <w:color w:val="5B9BD5" w:themeColor="accent5"/>
+          <w:sz w:val="28"/>
+          <w:szCs w:val="28"/>
+          <w:u w:val="single"/>
+        </w:rPr>
+      </w:pPr>
+    </w:p>
+    <w:p>
+      <w:pPr>
+        <w:rPr>
+          <w:b/>
+          <w:bCs/>
+          <w:color w:val="5B9BD5" w:themeColor="accent5"/>
+          <w:sz w:val="28"/>
+          <w:szCs w:val="28"/>
+          <w:u w:val="single"/>
+        </w:rPr>
+      </w:pPr>
+      <w:r>
+        <w:rPr>
+          <w:b/>
+          <w:bCs/>
+          <w:noProof/>
+          <w:color w:val="5B9BD5" w:themeColor="accent5"/>
+          <w:sz w:val="28"/>
+          <w:szCs w:val="28"/>
+          <w:u w:val="single"/>
+        </w:rPr>
+        <w:drawing>
+          <wp:inline distT="0" distB="0" distL="0" distR="0" wp14:anchorId="4C01615A" wp14:editId="19B7DE06">
+            <wp:extent cx="5731510" cy="911225"/>
+            <wp:effectExtent l="0" t="0" r="2540" b="3175"/>
+            <wp:docPr id="1860456203" name="Picture 1"/>
+            <wp:cNvGraphicFramePr>
+              <a:graphicFrameLocks xmlns:a="http://schemas.openxmlformats.org/drawingml/2006/main" noChangeAspect="1"/>
+            </wp:cNvGraphicFramePr>
+            <a:graphic xmlns:a="http://schemas.openxmlformats.org/drawingml/2006/main">
+              <a:graphicData uri="http://schemas.openxmlformats.org/drawingml/2006/picture">
+                <pic:pic xmlns:pic="http://schemas.openxmlformats.org/drawingml/2006/picture">
+                  <pic:nvPicPr>
+                    <pic:cNvPr id="1860456203" name=""/>
+                    <pic:cNvPicPr/>
+                  </pic:nvPicPr>
+                  <pic:blipFill>
+                    <a:blip r:embed="rId10"/>
+                    <a:stretch>
+                      <a:fillRect/>
+                    </a:stretch>
+                  </pic:blipFill>
+                  <pic:spPr>
+                    <a:xfrm>
+                      <a:off x="0" y="0"/>
+                      <a:ext cx="5731510" cy="911225"/>
+                    </a:xfrm>
+                    <a:prstGeom prst="rect">
+                      <a:avLst/>
+                    </a:prstGeom>
+                  </pic:spPr>
+                </pic:pic>
+              </a:graphicData>
+            </a:graphic>
+          </wp:inline>
+        </w:drawing>
+      </w:r>
+    </w:p>
+    <w:p>
+      <w:pPr>
+        <w:rPr>
+          <w:b/>
+          <w:bCs/>
+          <w:color w:val="5B9BD5" w:themeColor="accent5"/>
+          <w:sz w:val="28"/>
+          <w:szCs w:val="28"/>
+          <w:u w:val="single"/>
+        </w:rPr>
+      </w:pPr>
+      <w:r>
+        <w:rPr>
+          <w:b/>
+          <w:bCs/>
+          <w:noProof/>
+          <w:color w:val="5B9BD5" w:themeColor="accent5"/>
+          <w:sz w:val="28"/>
+          <w:szCs w:val="28"/>
+          <w:u w:val="single"/>
+        </w:rPr>
+        <w:drawing>
+          <wp:inline distT="0" distB="0" distL="0" distR="0" wp14:anchorId="0DEAF14C" wp14:editId="70228955">
+            <wp:extent cx="5731510" cy="947420"/>
+            <wp:effectExtent l="0" t="0" r="2540" b="5080"/>
+            <wp:docPr id="157983283" name="Picture 1"/>
+            <wp:cNvGraphicFramePr>
+              <a:graphicFrameLocks xmlns:a="http://schemas.openxmlformats.org/drawingml/2006/main" noChangeAspect="1"/>
+            </wp:cNvGraphicFramePr>
+            <a:graphic xmlns:a="http://schemas.openxmlformats.org/drawingml/2006/main">
+              <a:graphicData uri="http://schemas.openxmlformats.org/drawingml/2006/picture">
+                <pic:pic xmlns:pic="http://schemas.openxmlformats.org/drawingml/2006/picture">
+                  <pic:nvPicPr>
+                    <pic:cNvPr id="157983283" name=""/>
+                    <pic:cNvPicPr/>
+                  </pic:nvPicPr>
+                  <pic:blipFill>
+                    <a:blip r:embed="rId11"/>
+                    <a:stretch>
+                      <a:fillRect/>
+                    </a:stretch>
+                  </pic:blipFill>
+                  <pic:spPr>
+                    <a:xfrm>
+                      <a:off x="0" y="0"/>
+                      <a:ext cx="5731510" cy="947420"/>
+                    </a:xfrm>
+                    <a:prstGeom prst="rect">
+                      <a:avLst/>
+                    </a:prstGeom>
+                  </pic:spPr>
+                </pic:pic>
+              </a:graphicData>
+            </a:graphic>
+          </wp:inline>
+        </w:drawing>
+      </w:r>
+    </w:p>
+    <w:p>
+      <w:pPr>
+        <w:rPr>
+          <w:b/>
+          <w:bCs/>
+          <w:color w:val="5B9BD5" w:themeColor="accent5"/>
+          <w:sz w:val="28"/>
+          <w:szCs w:val="28"/>
+          <w:u w:val="single"/>
+        </w:rPr>
+      </w:pPr>
+      <w:r>
+        <w:rPr>
+          <w:b/>
+          <w:bCs/>
+          <w:noProof/>
+          <w:color w:val="5B9BD5" w:themeColor="accent5"/>
+          <w:sz w:val="28"/>
+          <w:szCs w:val="28"/>
+          <w:u w:val="single"/>
+        </w:rPr>
+        <w:drawing>
+          <wp:inline distT="0" distB="0" distL="0" distR="0" wp14:anchorId="24994339" wp14:editId="5F65D6B9">
+            <wp:extent cx="5731510" cy="979170"/>
+            <wp:effectExtent l="0" t="0" r="2540" b="0"/>
+            <wp:docPr id="2039979495" name="Picture 1"/>
+            <wp:cNvGraphicFramePr>
+              <a:graphicFrameLocks xmlns:a="http://schemas.openxmlformats.org/drawingml/2006/main" noChangeAspect="1"/>
+            </wp:cNvGraphicFramePr>
+            <a:graphic xmlns:a="http://schemas.openxmlformats.org/drawingml/2006/main">
+              <a:graphicData uri="http://schemas.openxmlformats.org/drawingml/2006/picture">
+                <pic:pic xmlns:pic="http://schemas.openxmlformats.org/drawingml/2006/picture">
+                  <pic:nvPicPr>
+                    <pic:cNvPr id="2039979495" name=""/>
+                    <pic:cNvPicPr/>
+                  </pic:nvPicPr>
+                  <pic:blipFill>
+                    <a:blip r:embed="rId12"/>
+                    <a:stretch>
+                      <a:fillRect/>
+                    </a:stretch>
+                  </pic:blipFill>
+                  <pic:spPr>
+                    <a:xfrm>
+                      <a:off x="0" y="0"/>
+                      <a:ext cx="5731510" cy="979170"/>
+                    </a:xfrm>
+                    <a:prstGeom prst="rect">
+                      <a:avLst/>
+                    </a:prstGeom>
+                  </pic:spPr>
+                </pic:pic>
+              </a:graphicData>
+            </a:graphic>
+          </wp:inline>
+        </w:drawing>
+      </w:r>
+    </w:p>
+    <w:p>
+      <w:pPr>
+        <w:rPr>
+          <w:b/>
+          <w:bCs/>
+          <w:color w:val="5B9BD5" w:themeColor="accent5"/>
+          <w:sz w:val="28"/>
+          <w:szCs w:val="28"/>
+          <w:u w:val="single"/>
+        </w:rPr>
+      </w:pPr>
+    </w:p>
+    <w:p>
+      <w:pPr>
+        <w:rPr>
+          <w:b/>
+          <w:bCs/>
+          <w:color w:val="5B9BD5" w:themeColor="accent5"/>
+          <w:sz w:val="28"/>
+          <w:szCs w:val="28"/>
+          <w:u w:val="single"/>
+        </w:rPr>
+      </w:pPr>
+      <w:r>
+        <w:rPr>
+          <w:b/>
+          <w:bCs/>
+          <w:noProof/>
+          <w:color w:val="5B9BD5" w:themeColor="accent5"/>
+          <w:sz w:val="28"/>
+          <w:szCs w:val="28"/>
+          <w:u w:val="single"/>
+        </w:rPr>
+        <w:drawing>
+          <wp:inline distT="0" distB="0" distL="0" distR="0" wp14:anchorId="38BD9EFB" wp14:editId="1BE52D81">
+            <wp:extent cx="5731510" cy="2905125"/>
+            <wp:effectExtent l="0" t="0" r="2540" b="9525"/>
+            <wp:docPr id="1736345982" name="Picture 1"/>
+            <wp:cNvGraphicFramePr>
+              <a:graphicFrameLocks xmlns:a="http://schemas.openxmlformats.org/drawingml/2006/main" noChangeAspect="1"/>
+            </wp:cNvGraphicFramePr>
+            <a:graphic xmlns:a="http://schemas.openxmlformats.org/drawingml/2006/main">
+              <a:graphicData uri="http://schemas.openxmlformats.org/drawingml/2006/picture">
+                <pic:pic xmlns:pic="http://schemas.openxmlformats.org/drawingml/2006/picture">
+                  <pic:nvPicPr>
+                    <pic:cNvPr id="1736345982" name=""/>
+                    <pic:cNvPicPr/>
+                  </pic:nvPicPr>
+                  <pic:blipFill>
+                    <a:blip r:embed="rId13"/>
+                    <a:stretch>
+                      <a:fillRect/>
+                    </a:stretch>
+                  </pic:blipFill>
+                  <pic:spPr>
+                    <a:xfrm>
+                      <a:off x="0" y="0"/>
+                      <a:ext cx="5731510" cy="2905125"/>
+                    </a:xfrm>
+                    <a:prstGeom prst="rect">
+                      <a:avLst/>
+                    </a:prstGeom>
+                  </pic:spPr>
+                </pic:pic>
+              </a:graphicData>
+            </a:graphic>
+          </wp:inline>
+        </w:drawing>
+      </w:r>
+    </w:p>
+    <w:p>
+      <w:pPr>
+        <w:rPr>
+          <w:b/>
+          <w:bCs/>
+          <w:color w:val="5B9BD5" w:themeColor="accent5"/>
+          <w:sz w:val="28"/>
+          <w:szCs w:val="28"/>
+          <w:u w:val="single"/>
+        </w:rPr>
+      </w:pPr>
+      <w:r>
+        <w:rPr>
+          <w:b/>
+          <w:bCs/>
+          <w:color w:val="5B9BD5" w:themeColor="accent5"/>
+          <w:sz w:val="28"/>
+          <w:szCs w:val="28"/>
+          <w:u w:val="single"/>
+        </w:rPr>
+        <w:lastRenderedPageBreak/>
+        <w:t>4.</w:t>
+      </w:r>
+      <w:r>
+        <w:rPr>
+          <w:b/>
+          <w:bCs/>
+          <w:color w:val="5B9BD5" w:themeColor="accent5"/>
+          <w:sz w:val="28"/>
+          <w:szCs w:val="28"/>
+          <w:u w:val="single"/>
+        </w:rPr>
+        <w:t>You notice that your JOIN query between Zomato's Restaurants and Reviews tables is returning duplicate rows for some restaurants. Modify your query to eliminate duplicates and explain in one line why the duplicates were happening.&lt;</w:t>
+      </w:r>
+      <w:proofErr w:type="spellStart"/>
+      <w:r>
+        <w:rPr>
+          <w:b/>
+          <w:bCs/>
+          <w:color w:val="5B9BD5" w:themeColor="accent5"/>
+          <w:sz w:val="28"/>
+          <w:szCs w:val="28"/>
+          <w:u w:val="single"/>
+        </w:rPr>
+        <w:t>br</w:t>
+      </w:r>
+      <w:proofErr w:type="spellEnd"/>
+      <w:r>
+        <w:rPr>
+          <w:b/>
+          <w:bCs/>
+          <w:color w:val="5B9BD5" w:themeColor="accent5"/>
+          <w:sz w:val="28"/>
+          <w:szCs w:val="28"/>
+          <w:u w:val="single"/>
+        </w:rPr>
+        <w:t>&gt;&lt;</w:t>
+      </w:r>
+      <w:proofErr w:type="spellStart"/>
+      <w:r>
+        <w:rPr>
+          <w:b/>
+          <w:bCs/>
+          <w:color w:val="5B9BD5" w:themeColor="accent5"/>
+          <w:sz w:val="28"/>
+          <w:szCs w:val="28"/>
+          <w:u w:val="single"/>
+        </w:rPr>
+        <w:t>br</w:t>
+      </w:r>
+      <w:proofErr w:type="spellEnd"/>
+      <w:r>
+        <w:rPr>
+          <w:b/>
+          <w:bCs/>
+          <w:color w:val="5B9BD5" w:themeColor="accent5"/>
+          <w:sz w:val="28"/>
+          <w:szCs w:val="28"/>
+          <w:u w:val="single"/>
+        </w:rPr>
+        <w:t>&gt;&lt;</w:t>
+      </w:r>
+      <w:proofErr w:type="spellStart"/>
+      <w:r>
+        <w:rPr>
+          <w:b/>
+          <w:bCs/>
+          <w:color w:val="5B9BD5" w:themeColor="accent5"/>
+          <w:sz w:val="28"/>
+          <w:szCs w:val="28"/>
+          <w:u w:val="single"/>
+        </w:rPr>
+        <w:t>em</w:t>
+      </w:r>
+      <w:proofErr w:type="spellEnd"/>
+      <w:r>
+        <w:rPr>
+          <w:b/>
+          <w:bCs/>
+          <w:color w:val="5B9BD5" w:themeColor="accent5"/>
+          <w:sz w:val="28"/>
+          <w:szCs w:val="28"/>
+          <w:u w:val="single"/>
+        </w:rPr>
+        <w:t>&gt;&lt;strong&gt;Hint:&lt;/strong&gt; Use DISTINCT or GROUP BY and consider the relationship between restaurants and reviews.&lt;/</w:t>
+      </w:r>
+      <w:proofErr w:type="spellStart"/>
+      <w:r>
+        <w:rPr>
+          <w:b/>
+          <w:bCs/>
+          <w:color w:val="5B9BD5" w:themeColor="accent5"/>
+          <w:sz w:val="28"/>
+          <w:szCs w:val="28"/>
+          <w:u w:val="single"/>
+        </w:rPr>
+        <w:t>em</w:t>
+      </w:r>
+      <w:proofErr w:type="spellEnd"/>
+      <w:r>
+        <w:rPr>
+          <w:b/>
+          <w:bCs/>
+          <w:color w:val="5B9BD5" w:themeColor="accent5"/>
+          <w:sz w:val="28"/>
+          <w:szCs w:val="28"/>
+          <w:u w:val="single"/>
+        </w:rPr>
+        <w:t>&gt;</w:t>
+      </w:r>
+    </w:p>
+    <w:p>
+      <w:pPr>
+        <w:rPr>
+          <w:b/>
+          <w:bCs/>
+          <w:color w:val="5B9BD5" w:themeColor="accent5"/>
+          <w:sz w:val="28"/>
+          <w:szCs w:val="28"/>
+          <w:u w:val="single"/>
+        </w:rPr>
+      </w:pPr>
+      <w:r>
+        <w:rPr>
+          <w:noProof/>
+        </w:rPr>
+        <w:drawing>
+          <wp:inline distT="0" distB="0" distL="0" distR="0" wp14:anchorId="4A7C8724" wp14:editId="46D2C24D">
+            <wp:extent cx="5731510" cy="2545080"/>
+            <wp:effectExtent l="0" t="0" r="2540" b="7620"/>
+            <wp:docPr id="133336268" name="Picture 1"/>
+            <wp:cNvGraphicFramePr>
+              <a:graphicFrameLocks xmlns:a="http://schemas.openxmlformats.org/drawingml/2006/main" noChangeAspect="1"/>
+            </wp:cNvGraphicFramePr>
+            <a:graphic xmlns:a="http://schemas.openxmlformats.org/drawingml/2006/main">
+              <a:graphicData uri="http://schemas.openxmlformats.org/drawingml/2006/picture">
+                <pic:pic xmlns:pic="http://schemas.openxmlformats.org/drawingml/2006/picture">
+                  <pic:nvPicPr>
+                    <pic:cNvPr id="133336268" name=""/>
+                    <pic:cNvPicPr/>
+                  </pic:nvPicPr>
+                  <pic:blipFill>
+                    <a:blip r:embed="rId14"/>
+                    <a:stretch>
+                      <a:fillRect/>
+                    </a:stretch>
+                  </pic:blipFill>
+                  <pic:spPr>
+                    <a:xfrm>
+                      <a:off x="0" y="0"/>
+                      <a:ext cx="5731510" cy="2545080"/>
+                    </a:xfrm>
+                    <a:prstGeom prst="rect">
+                      <a:avLst/>
+                    </a:prstGeom>
+                  </pic:spPr>
+                </pic:pic>
+              </a:graphicData>
+            </a:graphic>
+          </wp:inline>
+        </w:drawing>
+      </w:r>
+    </w:p>
+    <w:p>
+      <w:pPr>
+        <w:rPr>
+          <w:b/>
+          <w:bCs/>
+          <w:color w:val="5B9BD5" w:themeColor="accent5"/>
+          <w:sz w:val="28"/>
+          <w:szCs w:val="28"/>
+          <w:u w:val="single"/>
+        </w:rPr>
+      </w:pPr>
+      <w:r>
+        <w:rPr>
+          <w:b/>
+          <w:bCs/>
+          <w:noProof/>
+          <w:color w:val="5B9BD5" w:themeColor="accent5"/>
+          <w:sz w:val="28"/>
+          <w:szCs w:val="28"/>
+          <w:u w:val="single"/>
+        </w:rPr>
+        <w:drawing>
+          <wp:inline distT="0" distB="0" distL="0" distR="0" wp14:anchorId="27123614" wp14:editId="6F6C4189">
+            <wp:extent cx="5730483" cy="1433946"/>
+            <wp:effectExtent l="0" t="0" r="3810" b="0"/>
+            <wp:docPr id="1765614899" name="Picture 1"/>
+            <wp:cNvGraphicFramePr>
+              <a:graphicFrameLocks xmlns:a="http://schemas.openxmlformats.org/drawingml/2006/main" noChangeAspect="1"/>
+            </wp:cNvGraphicFramePr>
+            <a:graphic xmlns:a="http://schemas.openxmlformats.org/drawingml/2006/main">
+              <a:graphicData uri="http://schemas.openxmlformats.org/drawingml/2006/picture">
+                <pic:pic xmlns:pic="http://schemas.openxmlformats.org/drawingml/2006/picture">
+                  <pic:nvPicPr>
+                    <pic:cNvPr id="1765614899" name=""/>
+                    <pic:cNvPicPr/>
+                  </pic:nvPicPr>
+                  <pic:blipFill>
+                    <a:blip r:embed="rId15"/>
+                    <a:stretch>
+                      <a:fillRect/>
+                    </a:stretch>
+                  </pic:blipFill>
+                  <pic:spPr>
+                    <a:xfrm>
+                      <a:off x="0" y="0"/>
+                      <a:ext cx="5754231" cy="1439888"/>
+                    </a:xfrm>
+                    <a:prstGeom prst="rect">
+                      <a:avLst/>
+                    </a:prstGeom>
+                  </pic:spPr>
+                </pic:pic>
+              </a:graphicData>
+            </a:graphic>
+          </wp:inline>
+        </w:drawing>
+      </w:r>
+    </w:p>
+    <w:p>
+      <w:pPr>
+        <w:rPr>
+          <w:b/>
+          <w:bCs/>
+          <w:color w:val="5B9BD5" w:themeColor="accent5"/>
+          <w:sz w:val="28"/>
+          <w:szCs w:val="28"/>
+          <w:u w:val="single"/>
+        </w:rPr>
+      </w:pPr>
+      <w:r>
+        <w:rPr>
+          <w:b/>
+          <w:bCs/>
+          <w:noProof/>
+          <w:color w:val="5B9BD5" w:themeColor="accent5"/>
+          <w:sz w:val="28"/>
+          <w:szCs w:val="28"/>
+          <w:u w:val="single"/>
+        </w:rPr>
+        <w:drawing>
+          <wp:inline distT="0" distB="0" distL="0" distR="0" wp14:anchorId="048E180E" wp14:editId="30EC8FEC">
+            <wp:extent cx="5731510" cy="1724891"/>
+            <wp:effectExtent l="0" t="0" r="2540" b="8890"/>
+            <wp:docPr id="2135392038" name="Picture 1"/>
+            <wp:cNvGraphicFramePr>
+              <a:graphicFrameLocks xmlns:a="http://schemas.openxmlformats.org/drawingml/2006/main" noChangeAspect="1"/>
+            </wp:cNvGraphicFramePr>
+            <a:graphic xmlns:a="http://schemas.openxmlformats.org/drawingml/2006/main">
+              <a:graphicData uri="http://schemas.openxmlformats.org/drawingml/2006/picture">
+                <pic:pic xmlns:pic="http://schemas.openxmlformats.org/drawingml/2006/picture">
+                  <pic:nvPicPr>
+                    <pic:cNvPr id="2135392038" name=""/>
+                    <pic:cNvPicPr/>
+                  </pic:nvPicPr>
+                  <pic:blipFill>
+                    <a:blip r:embed="rId16"/>
+                    <a:stretch>
+                      <a:fillRect/>
+                    </a:stretch>
+                  </pic:blipFill>
+                  <pic:spPr>
+                    <a:xfrm>
+                      <a:off x="0" y="0"/>
+                      <a:ext cx="5744178" cy="1728704"/>
+                    </a:xfrm>
+                    <a:prstGeom prst="rect">
+                      <a:avLst/>
+                    </a:prstGeom>
+                  </pic:spPr>
+                </pic:pic>
+              </a:graphicData>
+            </a:graphic>
+          </wp:inline>
+        </w:drawing>
+      </w:r>
+    </w:p>
+    <w:p>
+      <w:pPr>
+        <w:rPr>
+          <w:color w:val="ED7D31" w:themeColor="accent2"/>
+          <w:sz w:val="28"/>
+          <w:szCs w:val="28"/>
+        </w:rPr>
+      </w:pPr>
+      <w:r>
+        <w:rPr>
+          <w:color w:val="ED7D31" w:themeColor="accent2"/>
+          <w:sz w:val="28"/>
+          <w:szCs w:val="28"/>
+        </w:rPr>
+        <w:t>Duplicates occurred because one restaurant has multiple reviews (one-to-many relationship), so the JOIN returns one row for each matching review.</w:t>
+      </w:r>
+    </w:p>
+    <w:p>
+      <w:pPr>
+        <w:rPr>
+          <w:b/>
+          <w:bCs/>
+          <w:color w:val="5B9BD5" w:themeColor="accent5"/>
+          <w:sz w:val="28"/>
+          <w:szCs w:val="28"/>
+          <w:u w:val="single"/>
+        </w:rPr>
+      </w:pPr>
+    </w:p>
+    <w:p>
+      <w:pPr>
+        <w:rPr>
+          <w:b/>
+          <w:bCs/>
+          <w:color w:val="5B9BD5" w:themeColor="accent5"/>
+          <w:sz w:val="28"/>
+          <w:szCs w:val="28"/>
+          <w:u w:val="single"/>
+        </w:rPr>
+      </w:pPr>
+    </w:p>
+    <w:p>
+      <w:pPr>
+        <w:rPr>
+          <w:b/>
+          <w:bCs/>
+          <w:color w:val="5B9BD5" w:themeColor="accent5"/>
+          <w:sz w:val="28"/>
+          <w:szCs w:val="28"/>
+          <w:u w:val="single"/>
+        </w:rPr>
+      </w:pPr>
+      <w:r>
+        <w:rPr>
+          <w:b/>
+          <w:bCs/>
+          <w:color w:val="5B9BD5" w:themeColor="accent5"/>
+          <w:sz w:val="28"/>
+          <w:szCs w:val="28"/>
+          <w:u w:val="single"/>
+        </w:rPr>
+        <w:lastRenderedPageBreak/>
+        <w:t>5.</w:t>
+      </w:r>
+      <w:r>
+        <w:rPr>
+          <w:b/>
+          <w:bCs/>
+          <w:color w:val="5B9BD5" w:themeColor="accent5"/>
+          <w:sz w:val="28"/>
+          <w:szCs w:val="28"/>
+          <w:u w:val="single"/>
+        </w:rPr>
+        <w:t>Write two different JOIN queries on a Products and Categories table (like Flipkart) to list all products with their category names, but use different join conditions in each. Briefly explain which join condition is more efficient and why.</w:t>
+      </w:r>
+    </w:p>
+    <w:p>
+      <w:pPr>
+        <w:rPr>
+          <w:b/>
+          <w:bCs/>
+          <w:color w:val="5B9BD5" w:themeColor="accent5"/>
+          <w:sz w:val="28"/>
+          <w:szCs w:val="28"/>
+          <w:u w:val="single"/>
+        </w:rPr>
+      </w:pPr>
+      <w:r>
+        <w:rPr>
+          <w:noProof/>
+        </w:rPr>
+        <w:drawing>
+          <wp:inline distT="0" distB="0" distL="0" distR="0" wp14:anchorId="652D3C95" wp14:editId="7C8D178D">
+            <wp:extent cx="5731510" cy="595745"/>
+            <wp:effectExtent l="0" t="0" r="2540" b="0"/>
+            <wp:docPr id="930553452" name="Picture 1"/>
+            <wp:cNvGraphicFramePr>
+              <a:graphicFrameLocks xmlns:a="http://schemas.openxmlformats.org/drawingml/2006/main" noChangeAspect="1"/>
+            </wp:cNvGraphicFramePr>
+            <a:graphic xmlns:a="http://schemas.openxmlformats.org/drawingml/2006/main">
+              <a:graphicData uri="http://schemas.openxmlformats.org/drawingml/2006/picture">
+                <pic:pic xmlns:pic="http://schemas.openxmlformats.org/drawingml/2006/picture">
+                  <pic:nvPicPr>
+                    <pic:cNvPr id="930553452" name=""/>
+                    <pic:cNvPicPr/>
+                  </pic:nvPicPr>
+                  <pic:blipFill>
+                    <a:blip r:embed="rId17"/>
+                    <a:stretch>
+                      <a:fillRect/>
+                    </a:stretch>
+                  </pic:blipFill>
+                  <pic:spPr>
+                    <a:xfrm>
+                      <a:off x="0" y="0"/>
+                      <a:ext cx="5752641" cy="597941"/>
+                    </a:xfrm>
+                    <a:prstGeom prst="rect">
+                      <a:avLst/>
+                    </a:prstGeom>
+                  </pic:spPr>
+                </pic:pic>
+              </a:graphicData>
+            </a:graphic>
+          </wp:inline>
+        </w:drawing>
+      </w:r>
+    </w:p>
+    <w:p>
+      <w:pPr>
+        <w:rPr>
+          <w:b/>
+          <w:bCs/>
+          <w:color w:val="5B9BD5" w:themeColor="accent5"/>
+          <w:sz w:val="28"/>
+          <w:szCs w:val="28"/>
+          <w:u w:val="single"/>
+        </w:rPr>
+      </w:pPr>
+      <w:r>
+        <w:rPr>
+          <w:b/>
+          <w:bCs/>
+          <w:noProof/>
+          <w:color w:val="5B9BD5" w:themeColor="accent5"/>
+          <w:sz w:val="28"/>
+          <w:szCs w:val="28"/>
+          <w:u w:val="single"/>
+        </w:rPr>
+        <w:drawing>
+          <wp:inline distT="0" distB="0" distL="0" distR="0" wp14:anchorId="3EE4275F" wp14:editId="007E85AD">
+            <wp:extent cx="5731510" cy="699654"/>
+            <wp:effectExtent l="0" t="0" r="2540" b="5715"/>
+            <wp:docPr id="1049536266" name="Picture 1"/>
+            <wp:cNvGraphicFramePr>
+              <a:graphicFrameLocks xmlns:a="http://schemas.openxmlformats.org/drawingml/2006/main" noChangeAspect="1"/>
+            </wp:cNvGraphicFramePr>
+            <a:graphic xmlns:a="http://schemas.openxmlformats.org/drawingml/2006/main">
+              <a:graphicData uri="http://schemas.openxmlformats.org/drawingml/2006/picture">
+                <pic:pic xmlns:pic="http://schemas.openxmlformats.org/drawingml/2006/picture">
+                  <pic:nvPicPr>
+                    <pic:cNvPr id="1049536266" name=""/>
+                    <pic:cNvPicPr/>
+                  </pic:nvPicPr>
+                  <pic:blipFill>
+                    <a:blip r:embed="rId18"/>
+                    <a:stretch>
+                      <a:fillRect/>
+                    </a:stretch>
+                  </pic:blipFill>
+                  <pic:spPr>
+                    <a:xfrm>
+                      <a:off x="0" y="0"/>
+                      <a:ext cx="5764261" cy="703652"/>
+                    </a:xfrm>
+                    <a:prstGeom prst="rect">
+                      <a:avLst/>
+                    </a:prstGeom>
+                  </pic:spPr>
+                </pic:pic>
+              </a:graphicData>
+            </a:graphic>
+          </wp:inline>
+        </w:drawing>
+      </w:r>
+    </w:p>
+    <w:p>
+      <w:pPr>
+        <w:rPr>
+          <w:b/>
+          <w:bCs/>
+          <w:color w:val="5B9BD5" w:themeColor="accent5"/>
+          <w:sz w:val="28"/>
+          <w:szCs w:val="28"/>
+          <w:u w:val="single"/>
+        </w:rPr>
+      </w:pPr>
+      <w:r>
+        <w:rPr>
+          <w:b/>
+          <w:bCs/>
+          <w:noProof/>
+          <w:color w:val="5B9BD5" w:themeColor="accent5"/>
+          <w:sz w:val="28"/>
+          <w:szCs w:val="28"/>
+          <w:u w:val="single"/>
+        </w:rPr>
+        <w:drawing>
+          <wp:inline distT="0" distB="0" distL="0" distR="0" wp14:anchorId="5C617823" wp14:editId="03612F12">
+            <wp:extent cx="5731510" cy="1981200"/>
+            <wp:effectExtent l="0" t="0" r="2540" b="0"/>
+            <wp:docPr id="574784964" name="Picture 1"/>
+            <wp:cNvGraphicFramePr>
+              <a:graphicFrameLocks xmlns:a="http://schemas.openxmlformats.org/drawingml/2006/main" noChangeAspect="1"/>
+            </wp:cNvGraphicFramePr>
+            <a:graphic xmlns:a="http://schemas.openxmlformats.org/drawingml/2006/main">
+              <a:graphicData uri="http://schemas.openxmlformats.org/drawingml/2006/picture">
+                <pic:pic xmlns:pic="http://schemas.openxmlformats.org/drawingml/2006/picture">
+                  <pic:nvPicPr>
+                    <pic:cNvPr id="574784964" name=""/>
+                    <pic:cNvPicPr/>
+                  </pic:nvPicPr>
+                  <pic:blipFill>
+                    <a:blip r:embed="rId19"/>
+                    <a:stretch>
+                      <a:fillRect/>
+                    </a:stretch>
+                  </pic:blipFill>
+                  <pic:spPr>
+                    <a:xfrm>
+                      <a:off x="0" y="0"/>
+                      <a:ext cx="5740524" cy="1984316"/>
+                    </a:xfrm>
+                    <a:prstGeom prst="rect">
+                      <a:avLst/>
+                    </a:prstGeom>
+                  </pic:spPr>
+                </pic:pic>
+              </a:graphicData>
+            </a:graphic>
+          </wp:inline>
+        </w:drawing>
+      </w:r>
+    </w:p>
+    <w:p>
+      <w:pPr>
+        <w:rPr>
+          <w:b/>
+          <w:bCs/>
+          <w:color w:val="5B9BD5" w:themeColor="accent5"/>
+          <w:sz w:val="28"/>
+          <w:szCs w:val="28"/>
+          <w:u w:val="single"/>
+        </w:rPr>
+      </w:pPr>
+      <w:r>
+        <w:rPr>
+          <w:b/>
+          <w:bCs/>
+          <w:noProof/>
+          <w:color w:val="5B9BD5" w:themeColor="accent5"/>
+          <w:sz w:val="28"/>
+          <w:szCs w:val="28"/>
+          <w:u w:val="single"/>
+        </w:rPr>
+        <w:drawing>
+          <wp:inline distT="0" distB="0" distL="0" distR="0" wp14:anchorId="7A694B83" wp14:editId="14E4681C">
+            <wp:extent cx="5731510" cy="1724891"/>
+            <wp:effectExtent l="0" t="0" r="2540" b="8890"/>
+            <wp:docPr id="1142466122" name="Picture 1"/>
+            <wp:cNvGraphicFramePr>
+              <a:graphicFrameLocks xmlns:a="http://schemas.openxmlformats.org/drawingml/2006/main" noChangeAspect="1"/>
+            </wp:cNvGraphicFramePr>
+            <a:graphic xmlns:a="http://schemas.openxmlformats.org/drawingml/2006/main">
+              <a:graphicData uri="http://schemas.openxmlformats.org/drawingml/2006/picture">
+                <pic:pic xmlns:pic="http://schemas.openxmlformats.org/drawingml/2006/picture">
+                  <pic:nvPicPr>
+                    <pic:cNvPr id="1142466122" name=""/>
+                    <pic:cNvPicPr/>
+                  </pic:nvPicPr>
+                  <pic:blipFill>
+                    <a:blip r:embed="rId20"/>
+                    <a:stretch>
+                      <a:fillRect/>
+                    </a:stretch>
+                  </pic:blipFill>
+                  <pic:spPr>
+                    <a:xfrm>
+                      <a:off x="0" y="0"/>
+                      <a:ext cx="5742945" cy="1728332"/>
+                    </a:xfrm>
+                    <a:prstGeom prst="rect">
+                      <a:avLst/>
+                    </a:prstGeom>
+                  </pic:spPr>
+                </pic:pic>
+              </a:graphicData>
+            </a:graphic>
+          </wp:inline>
+        </w:drawing>
+      </w:r>
+    </w:p>
+    <w:p>
+      <w:pPr>
+        <w:rPr>
+          <w:b/>
+          <w:bCs/>
+          <w:color w:val="5B9BD5" w:themeColor="accent5"/>
+          <w:sz w:val="28"/>
+          <w:szCs w:val="28"/>
+          <w:u w:val="single"/>
+        </w:rPr>
+      </w:pPr>
+    </w:p>
+    <w:p>
+      <w:pPr>
+        <w:rPr>
+          <w:color w:val="ED7D31" w:themeColor="accent2"/>
+          <w:sz w:val="28"/>
+          <w:szCs w:val="28"/>
+        </w:rPr>
+      </w:pPr>
+      <w:r>
+        <w:rPr>
+          <w:color w:val="ED7D31" w:themeColor="accent2"/>
+          <w:sz w:val="28"/>
+          <w:szCs w:val="28"/>
+        </w:rPr>
+        <w:t xml:space="preserve">The second query is </w:t>
+      </w:r>
+      <w:r>
+        <w:rPr>
+          <w:b/>
+          <w:bCs/>
+          <w:color w:val="ED7D31" w:themeColor="accent2"/>
+          <w:sz w:val="28"/>
+          <w:szCs w:val="28"/>
+        </w:rPr>
+        <w:t>not faster</w:t>
+      </w:r>
+      <w:r>
+        <w:rPr>
+          <w:color w:val="ED7D31" w:themeColor="accent2"/>
+          <w:sz w:val="28"/>
+          <w:szCs w:val="28"/>
+        </w:rPr>
+        <w:t xml:space="preserve"> than the first one. Using table aliases (p and c) only makes the query </w:t>
+      </w:r>
+      <w:r>
+        <w:rPr>
+          <w:b/>
+          <w:bCs/>
+          <w:color w:val="ED7D31" w:themeColor="accent2"/>
+          <w:sz w:val="28"/>
+          <w:szCs w:val="28"/>
+        </w:rPr>
+        <w:t>shorter, easier to read, and easier to maintain</w:t>
+      </w:r>
+      <w:r>
+        <w:rPr>
+          <w:color w:val="ED7D31" w:themeColor="accent2"/>
+          <w:sz w:val="28"/>
+          <w:szCs w:val="28"/>
+        </w:rPr>
+        <w:t>, especially when working with many tables. The database optimizer treats both queries the same, so their execution performance is generally identical.</w:t>
+      </w:r>
+      <w:r>
+        <w:rPr>
+          <w:color w:val="ED7D31" w:themeColor="accent2"/>
+          <w:sz w:val="28"/>
+          <w:szCs w:val="28"/>
+        </w:rPr>
+        <w:t xml:space="preserve"> </w:t>
+      </w:r>
     </w:p>
     <w:p>
       <w:pPr>
@@ -762,6 +2496,7 @@
   <w:style w:type="character" w:default="1" w:styleId="DefaultParagraphFont">
     <w:name w:val="Default Paragraph Font"/>
     <w:uiPriority w:val="1"/>
+    <w:semiHidden/>
     <w:unhideWhenUsed/>
   </w:style>
   <w:style w:type="table" w:default="1" w:styleId="TableNormal">
